--- a/test记录.docx
+++ b/test记录.docx
@@ -11144,13 +11144,6 @@
                 <w:rFonts w:hint="eastAsia"/>
               </w:rPr>
             </w:pPr>
-          </w:p>
-          <w:p>
-            <w:pPr>
-              <w:rPr>
-                <w:rFonts w:hint="eastAsia"/>
-              </w:rPr>
-            </w:pPr>
             <w:r>
               <w:rPr>
                 <w:rFonts w:hint="eastAsia"/>
@@ -11536,20 +11529,20 @@
               <w:rPr>
                 <w:rFonts w:hint="eastAsia"/>
               </w:rPr>
+              <w:t>// 在哈希表中删除键值对 (key, value)</w:t>
+            </w:r>
+          </w:p>
+          <w:p>
+            <w:pPr>
+              <w:rPr>
+                <w:rFonts w:hint="eastAsia"/>
+              </w:rPr>
+            </w:pPr>
+            <w:r>
+              <w:rPr>
+                <w:rFonts w:hint="eastAsia"/>
+              </w:rPr>
               <w:lastRenderedPageBreak/>
-              <w:t>// 在哈希表中删除键值对 (key, value)</w:t>
-            </w:r>
-          </w:p>
-          <w:p>
-            <w:pPr>
-              <w:rPr>
-                <w:rFonts w:hint="eastAsia"/>
-              </w:rPr>
-            </w:pPr>
-            <w:r>
-              <w:rPr>
-                <w:rFonts w:hint="eastAsia"/>
-              </w:rPr>
               <w:t>map.delete(10583);</w:t>
             </w:r>
           </w:p>
@@ -12249,22 +12242,22 @@
               <w:rPr>
                 <w:rFonts w:hint="eastAsia"/>
               </w:rPr>
+              <w:t>// 数组方法也可以用来转换为数组</w:t>
+            </w:r>
+          </w:p>
+          <w:p>
+            <w:pPr>
+              <w:ind w:left="360"/>
+              <w:rPr>
+                <w:rFonts w:hint="eastAsia"/>
+              </w:rPr>
+            </w:pPr>
+            <w:r>
+              <w:rPr>
+                <w:rFonts w:hint="eastAsia"/>
+                <w:highlight w:val="yellow"/>
+              </w:rPr>
               <w:lastRenderedPageBreak/>
-              <w:t>// 数组方法也可以用来转换为数组</w:t>
-            </w:r>
-          </w:p>
-          <w:p>
-            <w:pPr>
-              <w:ind w:left="360"/>
-              <w:rPr>
-                <w:rFonts w:hint="eastAsia"/>
-              </w:rPr>
-            </w:pPr>
-            <w:r>
-              <w:rPr>
-                <w:rFonts w:hint="eastAsia"/>
-                <w:highlight w:val="yellow"/>
-              </w:rPr>
               <w:t>Array.from(new Set(arr))</w:t>
             </w:r>
           </w:p>
@@ -12900,7 +12893,6 @@
         <w:rPr>
           <w:rFonts w:ascii="Times New Roman" w:hAnsi="Times New Roman" w:cs="Times New Roman"/>
         </w:rPr>
-        <w:lastRenderedPageBreak/>
         <w:t>‌</w:t>
       </w:r>
       <w:r>
@@ -12980,6 +12972,9 @@
     <w:p>
       <w:pPr>
         <w:pStyle w:val="3"/>
+        <w:rPr>
+          <w:rFonts w:hint="eastAsia"/>
+        </w:rPr>
       </w:pPr>
       <w:bookmarkStart w:id="8" w:name="_Toc228219201"/>
       <w:bookmarkStart w:id="9" w:name="OLE_LINK1"/>
@@ -13429,6 +13424,7 @@
         <w:rPr>
           <w:rFonts w:hint="eastAsia"/>
         </w:rPr>
+        <w:lastRenderedPageBreak/>
         <w:t>25.12.16</w:t>
       </w:r>
       <w:bookmarkEnd w:id="11"/>

--- a/test记录.docx
+++ b/test记录.docx
@@ -10314,11 +10314,6 @@
             </w:r>
           </w:p>
           <w:p>
-            <w:pPr>
-              <w:rPr>
-                <w:rFonts w:hint="eastAsia"/>
-              </w:rPr>
-            </w:pPr>
             <w:r>
               <w:rPr>
                 <w:rFonts w:hint="eastAsia"/>
@@ -10332,6 +10327,13 @@
                 <w:rFonts w:hint="eastAsia"/>
               </w:rPr>
             </w:pPr>
+          </w:p>
+          <w:p>
+            <w:pPr>
+              <w:rPr>
+                <w:rFonts w:hint="eastAsia"/>
+              </w:rPr>
+            </w:pPr>
             <w:r>
               <w:rPr>
                 <w:rFonts w:hint="eastAsia"/>
@@ -10362,6 +10364,7 @@
               <w:rPr>
                 <w:rFonts w:hint="eastAsia"/>
               </w:rPr>
+              <w:lastRenderedPageBreak/>
               <w:t>const n0 = new ListNode(1);</w:t>
             </w:r>
           </w:p>
@@ -10375,7 +10378,6 @@
               <w:rPr>
                 <w:rFonts w:hint="eastAsia"/>
               </w:rPr>
-              <w:lastRenderedPageBreak/>
               <w:t>const n1 = new ListNode(3);</w:t>
             </w:r>
           </w:p>
@@ -10947,6 +10949,7 @@
               <w:rPr>
                 <w:rFonts w:hint="eastAsia"/>
               </w:rPr>
+              <w:lastRenderedPageBreak/>
               <w:t>const is_empty = stack.length === 0;</w:t>
             </w:r>
           </w:p>
@@ -11529,6 +11532,7 @@
               <w:rPr>
                 <w:rFonts w:hint="eastAsia"/>
               </w:rPr>
+              <w:lastRenderedPageBreak/>
               <w:t>// 在哈希表中删除键值对 (key, value)</w:t>
             </w:r>
           </w:p>
@@ -11542,7 +11546,6 @@
               <w:rPr>
                 <w:rFonts w:hint="eastAsia"/>
               </w:rPr>
-              <w:lastRenderedPageBreak/>
               <w:t>map.delete(10583);</w:t>
             </w:r>
           </w:p>
@@ -12242,6 +12245,7 @@
               <w:rPr>
                 <w:rFonts w:hint="eastAsia"/>
               </w:rPr>
+              <w:lastRenderedPageBreak/>
               <w:t>// 数组方法也可以用来转换为数组</w:t>
             </w:r>
           </w:p>
@@ -12257,7 +12261,6 @@
                 <w:rFonts w:hint="eastAsia"/>
                 <w:highlight w:val="yellow"/>
               </w:rPr>
-              <w:lastRenderedPageBreak/>
               <w:t>Array.from(new Set(arr))</w:t>
             </w:r>
           </w:p>
@@ -12893,6 +12896,7 @@
         <w:rPr>
           <w:rFonts w:ascii="Times New Roman" w:hAnsi="Times New Roman" w:cs="Times New Roman"/>
         </w:rPr>
+        <w:lastRenderedPageBreak/>
         <w:t>‌</w:t>
       </w:r>
       <w:r>
@@ -13424,7 +13428,6 @@
         <w:rPr>
           <w:rFonts w:hint="eastAsia"/>
         </w:rPr>
-        <w:lastRenderedPageBreak/>
         <w:t>25.12.16</w:t>
       </w:r>
       <w:bookmarkEnd w:id="11"/>

--- a/test记录.docx
+++ b/test记录.docx
@@ -10314,6 +10314,11 @@
             </w:r>
           </w:p>
           <w:p>
+            <w:pPr>
+              <w:rPr>
+                <w:rFonts w:hint="eastAsia"/>
+              </w:rPr>
+            </w:pPr>
             <w:r>
               <w:rPr>
                 <w:rFonts w:hint="eastAsia"/>
@@ -38768,9 +38773,6 @@
           <w:numId w:val="42"/>
         </w:numPr>
         <w:jc w:val="left"/>
-        <w:rPr>
-          <w:rFonts w:hint="eastAsia"/>
-        </w:rPr>
       </w:pPr>
       <w:r>
         <w:rPr>
@@ -38778,6 +38780,20 @@
         </w:rPr>
         <w:br w:type="page"/>
       </w:r>
+    </w:p>
+    <w:p>
+      <w:pPr>
+        <w:pStyle w:val="a9"/>
+        <w:widowControl/>
+        <w:numPr>
+          <w:ilvl w:val="0"/>
+          <w:numId w:val="42"/>
+        </w:numPr>
+        <w:jc w:val="left"/>
+        <w:rPr>
+          <w:rFonts w:hint="eastAsia"/>
+        </w:rPr>
+      </w:pPr>
     </w:p>
     <w:p>
       <w:pPr>
@@ -38791,7 +38807,6 @@
         </w:rPr>
       </w:pPr>
       <w:r>
-        <w:lastRenderedPageBreak/>
         <w:t>同⼀ BFC 下的相邻块级元素可能发⽣margin折叠，创建新的 BFC 可以避免外边距折叠</w:t>
       </w:r>
     </w:p>
@@ -39310,6 +39325,7 @@
         </w:rPr>
       </w:pPr>
       <w:r>
+        <w:lastRenderedPageBreak/>
         <w:t xml:space="preserve">1. </w:t>
       </w:r>
       <w:r>
@@ -39329,538 +39345,538 @@
         </w:rPr>
       </w:pPr>
       <w:r>
+        <w:t>2. 最后</w:t>
+      </w:r>
+      <w:r>
+        <w:rPr>
+          <w:rFonts w:hint="eastAsia"/>
+        </w:rPr>
+        <w:t>⼀个浮动元素加空</w:t>
+      </w:r>
+      <w:r>
+        <w:t>div标签，添加样式clear:both（不推荐）</w:t>
+      </w:r>
+    </w:p>
+    <w:p>
+      <w:pPr>
+        <w:rPr>
+          <w:rFonts w:hint="eastAsia"/>
+        </w:rPr>
+      </w:pPr>
+      <w:r>
+        <w:t xml:space="preserve">3. </w:t>
+      </w:r>
+      <w:r>
+        <w:rPr>
+          <w:rFonts w:hint="eastAsia"/>
+        </w:rPr>
+        <w:t>⽗级</w:t>
+      </w:r>
+      <w:r>
+        <w:t>div定义zoom</w:t>
+      </w:r>
+    </w:p>
+    <w:p>
+      <w:pPr>
+        <w:rPr>
+          <w:rFonts w:hint="eastAsia"/>
+        </w:rPr>
+      </w:pPr>
+      <w:r>
+        <w:t xml:space="preserve">4. </w:t>
+      </w:r>
+      <w:r>
+        <w:rPr>
+          <w:rFonts w:hint="eastAsia"/>
+        </w:rPr>
+        <w:t>⽗级添加</w:t>
+      </w:r>
+      <w:r>
+        <w:t>overflow：hidden/auto（不推荐）</w:t>
+      </w:r>
+    </w:p>
+    <w:p>
+      <w:pPr>
+        <w:rPr>
+          <w:rFonts w:hint="eastAsia"/>
+        </w:rPr>
+      </w:pPr>
+      <w:r>
+        <w:rPr>
+          <w:rFonts w:hint="eastAsia"/>
+        </w:rPr>
+        <w:t>5. 浮动元素的容器添加浮动（不推荐，会使整体浮动，影响布局）</w:t>
+      </w:r>
+    </w:p>
+    <w:p>
+      <w:pPr>
+        <w:rPr>
+          <w:rFonts w:hint="eastAsia"/>
+        </w:rPr>
+      </w:pPr>
+      <w:r>
+        <w:t>6. after伪元素清除浮动，尾部添加</w:t>
+      </w:r>
+      <w:r>
+        <w:rPr>
+          <w:rFonts w:hint="eastAsia"/>
+        </w:rPr>
+        <w:t>⼀个看不⻅的块元素清理浮动，设置</w:t>
+      </w:r>
+      <w:r>
+        <w:t>clear:both（推荐）</w:t>
+      </w:r>
+    </w:p>
+    <w:p>
+      <w:pPr>
+        <w:rPr>
+          <w:rFonts w:hint="eastAsia"/>
+        </w:rPr>
+      </w:pPr>
+      <w:r>
+        <w:rPr>
+          <w:rFonts w:hint="eastAsia"/>
+        </w:rPr>
+        <w:t>7. before和after双伪元素清除浮动</w:t>
+      </w:r>
+    </w:p>
+    <w:p>
+      <w:pPr>
+        <w:rPr>
+          <w:rFonts w:hint="eastAsia"/>
+        </w:rPr>
+      </w:pPr>
+    </w:p>
+    <w:p>
+      <w:pPr>
+        <w:rPr>
+          <w:rFonts w:hint="eastAsia"/>
+        </w:rPr>
+      </w:pPr>
+      <w:r>
+        <w:rPr>
+          <w:rFonts w:hint="eastAsia"/>
+        </w:rPr>
+        <w:t>总结 3 种</w:t>
+      </w:r>
+    </w:p>
+    <w:p>
+      <w:pPr>
+        <w:rPr>
+          <w:rFonts w:hint="eastAsia"/>
+        </w:rPr>
+      </w:pPr>
+      <w:r>
+        <w:rPr>
+          <w:rFonts w:hint="eastAsia"/>
+        </w:rPr>
+        <w:t>1、clear属性</w:t>
+      </w:r>
+    </w:p>
+    <w:p>
+      <w:pPr>
+        <w:rPr>
+          <w:rFonts w:hint="eastAsia"/>
+        </w:rPr>
+      </w:pPr>
+      <w:r>
+        <w:rPr>
+          <w:rFonts w:hint="eastAsia"/>
+        </w:rPr>
+        <w:t>2、BFC</w:t>
+      </w:r>
+    </w:p>
+    <w:p>
+      <w:pPr>
+        <w:rPr>
+          <w:rFonts w:hint="eastAsia"/>
+        </w:rPr>
+      </w:pPr>
+      <w:r>
+        <w:rPr>
+          <w:rFonts w:hint="eastAsia"/>
+        </w:rPr>
+        <w:t>3、::after伪元素</w:t>
+      </w:r>
+    </w:p>
+    <w:p>
+      <w:pPr>
+        <w:rPr>
+          <w:rFonts w:hint="eastAsia"/>
+        </w:rPr>
+      </w:pPr>
+    </w:p>
+    <w:p>
+      <w:pPr>
+        <w:rPr>
+          <w:rFonts w:hint="eastAsia"/>
+        </w:rPr>
+      </w:pPr>
+      <w:r>
+        <w:rPr>
+          <w:rFonts w:hint="eastAsia"/>
+        </w:rPr>
+        <w:t>定位</w:t>
+      </w:r>
+    </w:p>
+    <w:p>
+      <w:pPr>
+        <w:rPr>
+          <w:rFonts w:hint="eastAsia"/>
+        </w:rPr>
+      </w:pPr>
+      <w:r>
+        <w:t>1. relative：相对</w:t>
+      </w:r>
+      <w:r>
+        <w:rPr>
+          <w:rFonts w:hint="eastAsia"/>
+        </w:rPr>
+        <w:t>⾃身之前正常⽂档流中的位置发⽣偏移，与世隔绝，且原来的位置仍然被占据。发⽣偏移时，</w:t>
+      </w:r>
+    </w:p>
+    <w:p>
+      <w:pPr>
+        <w:rPr>
+          <w:rFonts w:hint="eastAsia"/>
+        </w:rPr>
+      </w:pPr>
+      <w:r>
+        <w:rPr>
+          <w:rFonts w:hint="eastAsia"/>
+        </w:rPr>
+        <w:t>可能覆盖其他元素。</w:t>
+      </w:r>
+      <w:r>
+        <w:t>body默认是relative,</w:t>
+      </w:r>
+      <w:r>
+        <w:rPr>
+          <w:rFonts w:hint="eastAsia"/>
+        </w:rPr>
+        <w:t>⼦绝⽗相。</w:t>
+      </w:r>
+    </w:p>
+    <w:p>
+      <w:pPr>
+        <w:rPr>
+          <w:rFonts w:hint="eastAsia"/>
+        </w:rPr>
+      </w:pPr>
+      <w:r>
+        <w:t>2. absolute：元素框不再占有</w:t>
+      </w:r>
+      <w:r>
+        <w:rPr>
+          <w:rFonts w:hint="eastAsia"/>
+        </w:rPr>
+        <w:t>⽂档位置，并且相对于包含块进⾏偏移（所谓包含块就是最近⼀级外层元素</w:t>
+      </w:r>
+    </w:p>
+    <w:p>
+      <w:pPr>
+        <w:rPr>
+          <w:rFonts w:hint="eastAsia"/>
+        </w:rPr>
+      </w:pPr>
+      <w:r>
+        <w:rPr>
+          <w:rFonts w:hint="eastAsia"/>
+        </w:rPr>
+        <w:t>position不为static的元素）。</w:t>
+      </w:r>
+    </w:p>
+    <w:p>
+      <w:pPr>
+        <w:rPr>
+          <w:rFonts w:hint="eastAsia"/>
+        </w:rPr>
+      </w:pPr>
+      <w:r>
+        <w:t>3. fixed：元素框不再占有</w:t>
+      </w:r>
+      <w:r>
+        <w:rPr>
+          <w:rFonts w:hint="eastAsia"/>
+        </w:rPr>
+        <w:t>⽂档流位置，并且相对于视窗进⾏定位。</w:t>
+      </w:r>
+    </w:p>
+    <w:p>
+      <w:pPr>
+        <w:rPr>
+          <w:rFonts w:hint="eastAsia"/>
+        </w:rPr>
+      </w:pPr>
+      <w:r>
+        <w:rPr>
+          <w:rFonts w:hint="eastAsia"/>
+        </w:rPr>
+        <w:t>4. static：默认值，取消继承。</w:t>
+      </w:r>
+    </w:p>
+    <w:p>
+      <w:pPr>
+        <w:rPr>
+          <w:rFonts w:hint="eastAsia"/>
+        </w:rPr>
+      </w:pPr>
+      <w:r>
+        <w:rPr>
+          <w:rFonts w:hint="eastAsia"/>
+        </w:rPr>
+        <w:t>5. sticky：css3新增属性值，粘性定位，相当于relative和fixed的混合。最初会被当作是relative，相对原来位置</w:t>
+      </w:r>
+    </w:p>
+    <w:p>
+      <w:pPr>
+        <w:rPr>
+          <w:rFonts w:hint="eastAsia"/>
+        </w:rPr>
+      </w:pPr>
+      <w:r>
+        <w:rPr>
+          <w:rFonts w:hint="eastAsia"/>
+        </w:rPr>
+        <w:t>进⾏偏移；⼀旦超过⼀定的阈值，会被当成</w:t>
+      </w:r>
+      <w:r>
+        <w:t>fixed定位，相对于视</w:t>
+      </w:r>
+      <w:r>
+        <w:rPr>
+          <w:rFonts w:hint="eastAsia"/>
+        </w:rPr>
+        <w:t>⼝定位。</w:t>
+      </w:r>
+    </w:p>
+    <w:p>
+      <w:pPr>
+        <w:rPr>
+          <w:rFonts w:hint="eastAsia"/>
+        </w:rPr>
+      </w:pPr>
+      <w:r>
+        <w:rPr>
+          <w:rFonts w:hint="eastAsia"/>
+        </w:rPr>
+        <w:t>6. inherit</w:t>
+      </w:r>
+    </w:p>
+    <w:p>
+      <w:pPr>
+        <w:rPr>
+          <w:rFonts w:hint="eastAsia"/>
+        </w:rPr>
+      </w:pPr>
+    </w:p>
+    <w:p>
+      <w:pPr>
+        <w:rPr>
+          <w:rFonts w:hint="eastAsia"/>
+        </w:rPr>
+      </w:pPr>
+      <w:r>
+        <w:t>⽂档流</w:t>
+      </w:r>
+    </w:p>
+    <w:p>
+      <w:pPr>
+        <w:rPr>
+          <w:rFonts w:hint="eastAsia"/>
+        </w:rPr>
+      </w:pPr>
+    </w:p>
+    <w:p>
+      <w:pPr>
+        <w:rPr>
+          <w:rFonts w:hint="eastAsia"/>
+        </w:rPr>
+      </w:pPr>
+      <w:r>
+        <w:rPr>
+          <w:rFonts w:hint="eastAsia"/>
+        </w:rPr>
+        <w:t>定位流</w:t>
+      </w:r>
+    </w:p>
+    <w:p>
+      <w:pPr>
+        <w:rPr>
+          <w:rFonts w:hint="eastAsia"/>
+        </w:rPr>
+      </w:pPr>
+      <w:r>
+        <w:rPr>
+          <w:rFonts w:hint="eastAsia"/>
+        </w:rPr>
+        <w:t>元素的属性</w:t>
+      </w:r>
+      <w:r>
+        <w:t xml:space="preserve"> position 为 absolute 或 fixed，它就是</w:t>
+      </w:r>
+      <w:r>
+        <w:rPr>
+          <w:rFonts w:hint="eastAsia"/>
+        </w:rPr>
+        <w:t>⼀个绝对定位元素。</w:t>
+      </w:r>
+    </w:p>
+    <w:p>
+      <w:pPr>
+        <w:rPr>
+          <w:rFonts w:hint="eastAsia"/>
+        </w:rPr>
+      </w:pPr>
+      <w:r>
+        <w:rPr>
+          <w:rFonts w:hint="eastAsia"/>
+        </w:rPr>
+        <w:t>在绝对定位布局中，元素会整体脱离普通流，因此绝对定位元素不会对其兄弟元素造成影响，⽽元素具体的位置由绝对定位的坐标决定。</w:t>
+      </w:r>
+    </w:p>
+    <w:p>
+      <w:pPr>
+        <w:rPr>
+          <w:rFonts w:hint="eastAsia"/>
+        </w:rPr>
+      </w:pPr>
+      <w:r>
+        <w:rPr>
+          <w:rFonts w:hint="eastAsia"/>
+        </w:rPr>
+        <w:t>它的定位相对于它的包含块，相关CSS属性：top、bottom、left、right；</w:t>
+      </w:r>
+    </w:p>
+    <w:p>
+      <w:pPr>
+        <w:rPr>
+          <w:rFonts w:hint="eastAsia"/>
+        </w:rPr>
+      </w:pPr>
+      <w:r>
+        <w:rPr>
+          <w:rFonts w:hint="eastAsia"/>
+        </w:rPr>
+        <w:t>对于</w:t>
+      </w:r>
+      <w:r>
+        <w:t xml:space="preserve"> position: absolute，元素定位将相对于上级元素中最近的</w:t>
+      </w:r>
+      <w:r>
+        <w:rPr>
+          <w:rFonts w:hint="eastAsia"/>
+        </w:rPr>
+        <w:t>⼀个</w:t>
+      </w:r>
+      <w:r>
+        <w:t>relative、fixed、absolute，如果没有则相对</w:t>
+      </w:r>
+      <w:r>
+        <w:rPr>
+          <w:rFonts w:hint="eastAsia"/>
+        </w:rPr>
+        <w:t>于body；</w:t>
+      </w:r>
+    </w:p>
+    <w:p>
+      <w:pPr>
+        <w:rPr>
+          <w:rFonts w:hint="eastAsia"/>
+        </w:rPr>
+      </w:pPr>
+      <w:r>
+        <w:rPr>
+          <w:rFonts w:hint="eastAsia"/>
+        </w:rPr>
+        <w:t>对于</w:t>
+      </w:r>
+      <w:r>
+        <w:t xml:space="preserve"> position:fixed，正常来说是相对于浏览器窗</w:t>
+      </w:r>
+      <w:r>
+        <w:rPr>
+          <w:rFonts w:hint="eastAsia"/>
+        </w:rPr>
+        <w:t>⼝定位的，但是当元素祖先的</w:t>
+      </w:r>
+      <w:r>
+        <w:t xml:space="preserve"> transform 属性</w:t>
+      </w:r>
+      <w:r>
+        <w:rPr>
+          <w:rFonts w:hint="eastAsia"/>
+        </w:rPr>
+        <w:t>⾮</w:t>
+      </w:r>
+      <w:r>
+        <w:t xml:space="preserve"> none 时，会相</w:t>
+      </w:r>
+      <w:r>
+        <w:rPr>
+          <w:rFonts w:hint="eastAsia"/>
+        </w:rPr>
+        <w:t>对于该祖先进⾏定位。</w:t>
+      </w:r>
+    </w:p>
+    <w:p>
+      <w:pPr>
+        <w:rPr>
+          <w:rFonts w:hint="eastAsia"/>
+        </w:rPr>
+      </w:pPr>
+    </w:p>
+    <w:p>
+      <w:pPr>
+        <w:rPr>
+          <w:rFonts w:hint="eastAsia"/>
+        </w:rPr>
+      </w:pPr>
+      <w:r>
+        <w:t>浮动流</w:t>
+      </w:r>
+    </w:p>
+    <w:p>
+      <w:pPr>
+        <w:rPr>
+          <w:rFonts w:hint="eastAsia"/>
+        </w:rPr>
+      </w:pPr>
+      <w:r>
+        <w:t>在浮动布局中，元素⾸先按照普通流的位置出现，然后根据浮动的⽅向尽可能地向左边或右边偏移，其效果与印刷 排版中的⽂本环绕相似。</w:t>
+      </w:r>
+    </w:p>
+    <w:p>
+      <w:pPr>
+        <w:rPr>
+          <w:rFonts w:hint="eastAsia"/>
+        </w:rPr>
+      </w:pPr>
+    </w:p>
+    <w:p>
+      <w:pPr>
+        <w:rPr>
+          <w:rFonts w:hint="eastAsia"/>
+        </w:rPr>
+      </w:pPr>
+      <w:r>
+        <w:rPr>
+          <w:rFonts w:hint="eastAsia"/>
+        </w:rPr>
+        <w:t>普通流</w:t>
+      </w:r>
+    </w:p>
+    <w:p>
+      <w:pPr>
+        <w:rPr>
+          <w:rFonts w:hint="eastAsia"/>
+        </w:rPr>
+      </w:pPr>
+      <w:r>
+        <w:rPr>
+          <w:rFonts w:hint="eastAsia"/>
+        </w:rPr>
         <w:lastRenderedPageBreak/>
-        <w:t>2. 最后</w:t>
-      </w:r>
-      <w:r>
-        <w:rPr>
-          <w:rFonts w:hint="eastAsia"/>
-        </w:rPr>
-        <w:t>⼀个浮动元素加空</w:t>
-      </w:r>
-      <w:r>
-        <w:t>div标签，添加样式clear:both（不推荐）</w:t>
-      </w:r>
-    </w:p>
-    <w:p>
-      <w:pPr>
-        <w:rPr>
-          <w:rFonts w:hint="eastAsia"/>
-        </w:rPr>
-      </w:pPr>
-      <w:r>
-        <w:t xml:space="preserve">3. </w:t>
-      </w:r>
-      <w:r>
-        <w:rPr>
-          <w:rFonts w:hint="eastAsia"/>
-        </w:rPr>
-        <w:t>⽗级</w:t>
-      </w:r>
-      <w:r>
-        <w:t>div定义zoom</w:t>
-      </w:r>
-    </w:p>
-    <w:p>
-      <w:pPr>
-        <w:rPr>
-          <w:rFonts w:hint="eastAsia"/>
-        </w:rPr>
-      </w:pPr>
-      <w:r>
-        <w:t xml:space="preserve">4. </w:t>
-      </w:r>
-      <w:r>
-        <w:rPr>
-          <w:rFonts w:hint="eastAsia"/>
-        </w:rPr>
-        <w:t>⽗级添加</w:t>
-      </w:r>
-      <w:r>
-        <w:t>overflow：hidden/auto（不推荐）</w:t>
-      </w:r>
-    </w:p>
-    <w:p>
-      <w:pPr>
-        <w:rPr>
-          <w:rFonts w:hint="eastAsia"/>
-        </w:rPr>
-      </w:pPr>
-      <w:r>
-        <w:rPr>
-          <w:rFonts w:hint="eastAsia"/>
-        </w:rPr>
-        <w:t>5. 浮动元素的容器添加浮动（不推荐，会使整体浮动，影响布局）</w:t>
-      </w:r>
-    </w:p>
-    <w:p>
-      <w:pPr>
-        <w:rPr>
-          <w:rFonts w:hint="eastAsia"/>
-        </w:rPr>
-      </w:pPr>
-      <w:r>
-        <w:t>6. after伪元素清除浮动，尾部添加</w:t>
-      </w:r>
-      <w:r>
-        <w:rPr>
-          <w:rFonts w:hint="eastAsia"/>
-        </w:rPr>
-        <w:t>⼀个看不⻅的块元素清理浮动，设置</w:t>
-      </w:r>
-      <w:r>
-        <w:t>clear:both（推荐）</w:t>
-      </w:r>
-    </w:p>
-    <w:p>
-      <w:pPr>
-        <w:rPr>
-          <w:rFonts w:hint="eastAsia"/>
-        </w:rPr>
-      </w:pPr>
-      <w:r>
-        <w:rPr>
-          <w:rFonts w:hint="eastAsia"/>
-        </w:rPr>
-        <w:t>7. before和after双伪元素清除浮动</w:t>
-      </w:r>
-    </w:p>
-    <w:p>
-      <w:pPr>
-        <w:rPr>
-          <w:rFonts w:hint="eastAsia"/>
-        </w:rPr>
-      </w:pPr>
-    </w:p>
-    <w:p>
-      <w:pPr>
-        <w:rPr>
-          <w:rFonts w:hint="eastAsia"/>
-        </w:rPr>
-      </w:pPr>
-      <w:r>
-        <w:rPr>
-          <w:rFonts w:hint="eastAsia"/>
-        </w:rPr>
-        <w:t>总结 3 种</w:t>
-      </w:r>
-    </w:p>
-    <w:p>
-      <w:pPr>
-        <w:rPr>
-          <w:rFonts w:hint="eastAsia"/>
-        </w:rPr>
-      </w:pPr>
-      <w:r>
-        <w:rPr>
-          <w:rFonts w:hint="eastAsia"/>
-        </w:rPr>
-        <w:t>1、clear属性</w:t>
-      </w:r>
-    </w:p>
-    <w:p>
-      <w:pPr>
-        <w:rPr>
-          <w:rFonts w:hint="eastAsia"/>
-        </w:rPr>
-      </w:pPr>
-      <w:r>
-        <w:rPr>
-          <w:rFonts w:hint="eastAsia"/>
-        </w:rPr>
-        <w:t>2、BFC</w:t>
-      </w:r>
-    </w:p>
-    <w:p>
-      <w:pPr>
-        <w:rPr>
-          <w:rFonts w:hint="eastAsia"/>
-        </w:rPr>
-      </w:pPr>
-      <w:r>
-        <w:rPr>
-          <w:rFonts w:hint="eastAsia"/>
-        </w:rPr>
-        <w:t>3、::after伪元素</w:t>
-      </w:r>
-    </w:p>
-    <w:p>
-      <w:pPr>
-        <w:rPr>
-          <w:rFonts w:hint="eastAsia"/>
-        </w:rPr>
-      </w:pPr>
-    </w:p>
-    <w:p>
-      <w:pPr>
-        <w:rPr>
-          <w:rFonts w:hint="eastAsia"/>
-        </w:rPr>
-      </w:pPr>
-      <w:r>
-        <w:rPr>
-          <w:rFonts w:hint="eastAsia"/>
-        </w:rPr>
-        <w:t>定位</w:t>
-      </w:r>
-    </w:p>
-    <w:p>
-      <w:pPr>
-        <w:rPr>
-          <w:rFonts w:hint="eastAsia"/>
-        </w:rPr>
-      </w:pPr>
-      <w:r>
-        <w:t>1. relative：相对</w:t>
-      </w:r>
-      <w:r>
-        <w:rPr>
-          <w:rFonts w:hint="eastAsia"/>
-        </w:rPr>
-        <w:t>⾃身之前正常⽂档流中的位置发⽣偏移，与世隔绝，且原来的位置仍然被占据。发⽣偏移时，</w:t>
-      </w:r>
-    </w:p>
-    <w:p>
-      <w:pPr>
-        <w:rPr>
-          <w:rFonts w:hint="eastAsia"/>
-        </w:rPr>
-      </w:pPr>
-      <w:r>
-        <w:rPr>
-          <w:rFonts w:hint="eastAsia"/>
-        </w:rPr>
-        <w:t>可能覆盖其他元素。</w:t>
-      </w:r>
-      <w:r>
-        <w:t>body默认是relative,</w:t>
-      </w:r>
-      <w:r>
-        <w:rPr>
-          <w:rFonts w:hint="eastAsia"/>
-        </w:rPr>
-        <w:t>⼦绝⽗相。</w:t>
-      </w:r>
-    </w:p>
-    <w:p>
-      <w:pPr>
-        <w:rPr>
-          <w:rFonts w:hint="eastAsia"/>
-        </w:rPr>
-      </w:pPr>
-      <w:r>
-        <w:t>2. absolute：元素框不再占有</w:t>
-      </w:r>
-      <w:r>
-        <w:rPr>
-          <w:rFonts w:hint="eastAsia"/>
-        </w:rPr>
-        <w:t>⽂档位置，并且相对于包含块进⾏偏移（所谓包含块就是最近⼀级外层元素</w:t>
-      </w:r>
-    </w:p>
-    <w:p>
-      <w:pPr>
-        <w:rPr>
-          <w:rFonts w:hint="eastAsia"/>
-        </w:rPr>
-      </w:pPr>
-      <w:r>
-        <w:rPr>
-          <w:rFonts w:hint="eastAsia"/>
-        </w:rPr>
-        <w:t>position不为static的元素）。</w:t>
-      </w:r>
-    </w:p>
-    <w:p>
-      <w:pPr>
-        <w:rPr>
-          <w:rFonts w:hint="eastAsia"/>
-        </w:rPr>
-      </w:pPr>
-      <w:r>
-        <w:t>3. fixed：元素框不再占有</w:t>
-      </w:r>
-      <w:r>
-        <w:rPr>
-          <w:rFonts w:hint="eastAsia"/>
-        </w:rPr>
-        <w:t>⽂档流位置，并且相对于视窗进⾏定位。</w:t>
-      </w:r>
-    </w:p>
-    <w:p>
-      <w:pPr>
-        <w:rPr>
-          <w:rFonts w:hint="eastAsia"/>
-        </w:rPr>
-      </w:pPr>
-      <w:r>
-        <w:rPr>
-          <w:rFonts w:hint="eastAsia"/>
-        </w:rPr>
-        <w:t>4. static：默认值，取消继承。</w:t>
-      </w:r>
-    </w:p>
-    <w:p>
-      <w:pPr>
-        <w:rPr>
-          <w:rFonts w:hint="eastAsia"/>
-        </w:rPr>
-      </w:pPr>
-      <w:r>
-        <w:rPr>
-          <w:rFonts w:hint="eastAsia"/>
-        </w:rPr>
-        <w:t>5. sticky：css3新增属性值，粘性定位，相当于relative和fixed的混合。最初会被当作是relative，相对原来位置</w:t>
-      </w:r>
-    </w:p>
-    <w:p>
-      <w:pPr>
-        <w:rPr>
-          <w:rFonts w:hint="eastAsia"/>
-        </w:rPr>
-      </w:pPr>
-      <w:r>
-        <w:rPr>
-          <w:rFonts w:hint="eastAsia"/>
-        </w:rPr>
-        <w:t>进⾏偏移；⼀旦超过⼀定的阈值，会被当成</w:t>
-      </w:r>
-      <w:r>
-        <w:t>fixed定位，相对于视</w:t>
-      </w:r>
-      <w:r>
-        <w:rPr>
-          <w:rFonts w:hint="eastAsia"/>
-        </w:rPr>
-        <w:t>⼝定位。</w:t>
-      </w:r>
-    </w:p>
-    <w:p>
-      <w:pPr>
-        <w:rPr>
-          <w:rFonts w:hint="eastAsia"/>
-        </w:rPr>
-      </w:pPr>
-      <w:r>
-        <w:rPr>
-          <w:rFonts w:hint="eastAsia"/>
-        </w:rPr>
-        <w:t>6. inherit</w:t>
-      </w:r>
-    </w:p>
-    <w:p>
-      <w:pPr>
-        <w:rPr>
-          <w:rFonts w:hint="eastAsia"/>
-        </w:rPr>
-      </w:pPr>
-    </w:p>
-    <w:p>
-      <w:pPr>
-        <w:rPr>
-          <w:rFonts w:hint="eastAsia"/>
-        </w:rPr>
-      </w:pPr>
-      <w:r>
-        <w:t>⽂档流</w:t>
-      </w:r>
-    </w:p>
-    <w:p>
-      <w:pPr>
-        <w:rPr>
-          <w:rFonts w:hint="eastAsia"/>
-        </w:rPr>
-      </w:pPr>
-    </w:p>
-    <w:p>
-      <w:pPr>
-        <w:rPr>
-          <w:rFonts w:hint="eastAsia"/>
-        </w:rPr>
-      </w:pPr>
-      <w:r>
-        <w:rPr>
-          <w:rFonts w:hint="eastAsia"/>
-        </w:rPr>
-        <w:t>定位流</w:t>
-      </w:r>
-    </w:p>
-    <w:p>
-      <w:pPr>
-        <w:rPr>
-          <w:rFonts w:hint="eastAsia"/>
-        </w:rPr>
-      </w:pPr>
-      <w:r>
-        <w:rPr>
-          <w:rFonts w:hint="eastAsia"/>
-        </w:rPr>
-        <w:t>元素的属性</w:t>
-      </w:r>
-      <w:r>
-        <w:t xml:space="preserve"> position 为 absolute 或 fixed，它就是</w:t>
-      </w:r>
-      <w:r>
-        <w:rPr>
-          <w:rFonts w:hint="eastAsia"/>
-        </w:rPr>
-        <w:t>⼀个绝对定位元素。</w:t>
-      </w:r>
-    </w:p>
-    <w:p>
-      <w:pPr>
-        <w:rPr>
-          <w:rFonts w:hint="eastAsia"/>
-        </w:rPr>
-      </w:pPr>
-      <w:r>
-        <w:rPr>
-          <w:rFonts w:hint="eastAsia"/>
-        </w:rPr>
-        <w:t>在绝对定位布局中，元素会整体脱离普通流，因此绝对定位元素不会对其兄弟元素造成影响，⽽元素具体的位置由绝对定位的坐标决定。</w:t>
-      </w:r>
-    </w:p>
-    <w:p>
-      <w:pPr>
-        <w:rPr>
-          <w:rFonts w:hint="eastAsia"/>
-        </w:rPr>
-      </w:pPr>
-      <w:r>
-        <w:rPr>
-          <w:rFonts w:hint="eastAsia"/>
-        </w:rPr>
-        <w:t>它的定位相对于它的包含块，相关CSS属性：top、bottom、left、right；</w:t>
-      </w:r>
-    </w:p>
-    <w:p>
-      <w:pPr>
-        <w:rPr>
-          <w:rFonts w:hint="eastAsia"/>
-        </w:rPr>
-      </w:pPr>
-      <w:r>
-        <w:rPr>
-          <w:rFonts w:hint="eastAsia"/>
-        </w:rPr>
-        <w:t>对于</w:t>
-      </w:r>
-      <w:r>
-        <w:t xml:space="preserve"> position: absolute，元素定位将相对于上级元素中最近的</w:t>
-      </w:r>
-      <w:r>
-        <w:rPr>
-          <w:rFonts w:hint="eastAsia"/>
-        </w:rPr>
-        <w:t>⼀个</w:t>
-      </w:r>
-      <w:r>
-        <w:t>relative、fixed、absolute，如果没有则相对</w:t>
-      </w:r>
-      <w:r>
-        <w:rPr>
-          <w:rFonts w:hint="eastAsia"/>
-        </w:rPr>
-        <w:t>于body；</w:t>
-      </w:r>
-    </w:p>
-    <w:p>
-      <w:pPr>
-        <w:rPr>
-          <w:rFonts w:hint="eastAsia"/>
-        </w:rPr>
-      </w:pPr>
-      <w:r>
-        <w:rPr>
-          <w:rFonts w:hint="eastAsia"/>
-        </w:rPr>
-        <w:t>对于</w:t>
-      </w:r>
-      <w:r>
-        <w:t xml:space="preserve"> position:fixed，正常来说是相对于浏览器窗</w:t>
-      </w:r>
-      <w:r>
-        <w:rPr>
-          <w:rFonts w:hint="eastAsia"/>
-        </w:rPr>
-        <w:t>⼝定位的，但是当元素祖先的</w:t>
-      </w:r>
-      <w:r>
-        <w:t xml:space="preserve"> transform 属性</w:t>
-      </w:r>
-      <w:r>
-        <w:rPr>
-          <w:rFonts w:hint="eastAsia"/>
-        </w:rPr>
-        <w:t>⾮</w:t>
-      </w:r>
-      <w:r>
-        <w:t xml:space="preserve"> none 时，会相</w:t>
-      </w:r>
-      <w:r>
-        <w:rPr>
-          <w:rFonts w:hint="eastAsia"/>
-        </w:rPr>
-        <w:t>对于该祖先进⾏定位。</w:t>
-      </w:r>
-    </w:p>
-    <w:p>
-      <w:pPr>
-        <w:rPr>
-          <w:rFonts w:hint="eastAsia"/>
-        </w:rPr>
-      </w:pPr>
-    </w:p>
-    <w:p>
-      <w:pPr>
-        <w:rPr>
-          <w:rFonts w:hint="eastAsia"/>
-        </w:rPr>
-      </w:pPr>
-      <w:r>
-        <w:t>浮动流</w:t>
-      </w:r>
-    </w:p>
-    <w:p>
-      <w:pPr>
-        <w:rPr>
-          <w:rFonts w:hint="eastAsia"/>
-        </w:rPr>
-      </w:pPr>
-      <w:r>
-        <w:t>在浮动布局中，元素⾸先按照普通流的位置出现，然后根据浮动的⽅向尽可能地向左边或右边偏移，其效果与印刷 排版中的⽂本环绕相似。</w:t>
-      </w:r>
-    </w:p>
-    <w:p>
-      <w:pPr>
-        <w:rPr>
-          <w:rFonts w:hint="eastAsia"/>
-        </w:rPr>
-      </w:pPr>
-    </w:p>
-    <w:p>
-      <w:pPr>
-        <w:rPr>
-          <w:rFonts w:hint="eastAsia"/>
-        </w:rPr>
-      </w:pPr>
-      <w:r>
-        <w:rPr>
-          <w:rFonts w:hint="eastAsia"/>
-        </w:rPr>
-        <w:t>普通流</w:t>
-      </w:r>
-    </w:p>
-    <w:p>
-      <w:pPr>
-        <w:rPr>
-          <w:rFonts w:hint="eastAsia"/>
-        </w:rPr>
-      </w:pPr>
-      <w:r>
-        <w:rPr>
-          <w:rFonts w:hint="eastAsia"/>
-        </w:rPr>
         <w:t>普通流其实就是指</w:t>
       </w:r>
       <w:r>
@@ -39870,14 +39886,7 @@
         <w:rPr>
           <w:rFonts w:hint="eastAsia"/>
         </w:rPr>
-        <w:t>⽂，它是</w:t>
-      </w:r>
-      <w:r>
-        <w:rPr>
-          <w:rFonts w:hint="eastAsia"/>
-        </w:rPr>
-        <w:lastRenderedPageBreak/>
-        <w:t>⻚⾯中的⼀块渲染区域，有⼀套渲染规则，决定了其⼦元素如何布局，以及和其他元素之间的关系和作⽤。在普通流中，元素按照其在</w:t>
+        <w:t>⽂，它是⻚⾯中的⼀块渲染区域，有⼀套渲染规则，决定了其⼦元素如何布局，以及和其他元素之间的关系和作⽤。在普通流中，元素按照其在</w:t>
       </w:r>
       <w:r>
         <w:t xml:space="preserve"> HTML 中的先后位置</w:t>
@@ -41083,6 +41092,7 @@
               </w:rPr>
             </w:pPr>
             <w:r>
+              <w:lastRenderedPageBreak/>
               <w:t>::after</w:t>
             </w:r>
           </w:p>
@@ -41130,7 +41140,6 @@
               </w:rPr>
             </w:pPr>
             <w:r>
-              <w:lastRenderedPageBreak/>
               <w:t>::before</w:t>
             </w:r>
           </w:p>
@@ -42639,6 +42648,7 @@
               </w:rPr>
             </w:pPr>
             <w:r>
+              <w:lastRenderedPageBreak/>
               <w:t>:read-write</w:t>
             </w:r>
           </w:p>
@@ -42686,7 +42696,6 @@
               </w:rPr>
             </w:pPr>
             <w:r>
-              <w:lastRenderedPageBreak/>
               <w:t>:required</w:t>
             </w:r>
           </w:p>
@@ -43837,6 +43846,7 @@
         <w:rPr>
           <w:rFonts w:hint="eastAsia"/>
         </w:rPr>
+        <w:lastRenderedPageBreak/>
         <w:t>加有</w:t>
       </w:r>
       <w:r>
@@ -44392,6 +44402,7 @@
         </w:rPr>
       </w:pPr>
       <w:r>
+        <w:lastRenderedPageBreak/>
         <w:t>parseFloat() 把值转换成浮点数,没有基模式</w:t>
       </w:r>
     </w:p>
@@ -44410,7 +44421,6 @@
         <w:rPr>
           <w:rFonts w:hint="eastAsia"/>
         </w:rPr>
-        <w:lastRenderedPageBreak/>
         <w:t>Number() 把给定的值转换成数字（可以是整数或浮点数）,Number()的强制类型转换与parseInt()和</w:t>
       </w:r>
       <w:r>
@@ -45042,6 +45052,7 @@
         <w:rPr>
           <w:rFonts w:hint="eastAsia"/>
         </w:rPr>
+        <w:lastRenderedPageBreak/>
         <w:t>3. Array</w:t>
       </w:r>
     </w:p>
@@ -45055,7 +45066,6 @@
         <w:rPr>
           <w:rFonts w:hint="eastAsia"/>
         </w:rPr>
-        <w:lastRenderedPageBreak/>
         <w:t>4. RegExp</w:t>
       </w:r>
     </w:p>
@@ -45703,6 +45713,7 @@
               <w:rPr>
                 <w:rFonts w:hint="eastAsia"/>
               </w:rPr>
+              <w:lastRenderedPageBreak/>
               <w:t>[1, 2, 3]instanceof Array // true</w:t>
             </w:r>
           </w:p>
@@ -45716,7 +45727,6 @@
               <w:rPr>
                 <w:rFonts w:hint="eastAsia"/>
               </w:rPr>
-              <w:lastRenderedPageBreak/>
               <w:t>new Date()instanceof Date // true</w:t>
             </w:r>
           </w:p>
@@ -46275,7 +46285,11 @@
         <w:t>最后如果需要判断准确的内置类型，就可以使⽤</w:t>
       </w:r>
       <w:r>
-        <w:t xml:space="preserve"> object.prototype.toString.call，是根据原型对象上的 tostring </w:t>
+        <w:t xml:space="preserve"> object.prototype.toString.call，是根据原</w:t>
+      </w:r>
+      <w:r>
+        <w:lastRenderedPageBreak/>
+        <w:t xml:space="preserve">型对象上的 tostring </w:t>
       </w:r>
       <w:r>
         <w:rPr>
@@ -46294,7 +46308,6 @@
         <w:rPr>
           <w:rFonts w:hint="eastAsia"/>
         </w:rPr>
-        <w:lastRenderedPageBreak/>
         <w:t>法获取的，该⽅法默认返回其调⽤者的具体类型。</w:t>
       </w:r>
     </w:p>
@@ -46970,6 +46983,7 @@
         <w:rPr>
           <w:rFonts w:hint="eastAsia"/>
         </w:rPr>
+        <w:lastRenderedPageBreak/>
         <w:t>其他情况都是真值</w:t>
       </w:r>
     </w:p>
@@ -46980,7 +46994,6 @@
         </w:rPr>
       </w:pPr>
       <w:r>
-        <w:lastRenderedPageBreak/>
         <w:t>[]（空数组）在if语句中被视为true</w:t>
       </w:r>
       <w:r>
@@ -47664,20 +47677,26 @@
         <w:rPr>
           <w:rFonts w:hint="eastAsia"/>
         </w:rPr>
-        <w:t>⾮对象⽐较，对象转换成基本类型值，按转换为数字的流程转换后进⾏⽐较。对象转换优先级最⾼</w:t>
-      </w:r>
-    </w:p>
-    <w:p>
-      <w:pPr>
-        <w:rPr>
-          <w:rFonts w:hint="eastAsia"/>
-        </w:rPr>
-      </w:pPr>
+        <w:t>⾮对象⽐较，对象转换成基本类型值，按转换为数字的流程转换后进⾏⽐较。对</w:t>
+      </w:r>
       <w:r>
         <w:rPr>
           <w:rFonts w:hint="eastAsia"/>
         </w:rPr>
         <w:lastRenderedPageBreak/>
+        <w:t>象转换优先级最⾼</w:t>
+      </w:r>
+    </w:p>
+    <w:p>
+      <w:pPr>
+        <w:rPr>
+          <w:rFonts w:hint="eastAsia"/>
+        </w:rPr>
+      </w:pPr>
+      <w:r>
+        <w:rPr>
+          <w:rFonts w:hint="eastAsia"/>
+        </w:rPr>
         <w:t>4、null 和 undefined，null == undefined， 其他类型和 null 均不相等，undefined 也是如此</w:t>
       </w:r>
     </w:p>
@@ -48269,11 +48288,11 @@
         </w:rPr>
       </w:pPr>
       <w:r>
-        <w:t>总结 1. 精度损失 0.1和0.2转换为⼆进制出现⽆限循环情况，JS以64位双精度格式存储数字，最⼤可存储53位有效数 字，超过此⻓度会被截取掉，造成精度损失 2. 对2个64位双</w:t>
+        <w:t>总结 1. 精度损失 0.1和0.2转换为⼆进制出现⽆限循环情况，JS以64位双精度格式存储数</w:t>
       </w:r>
       <w:r>
         <w:lastRenderedPageBreak/>
-        <w:t>精度格式数据计算时，⾸先进⾏对阶处理(将阶码对⻬，将⼩数点位置对⻬),因此，⼩阶数在对⻬ 时，有效数字会向右移动，超过有效位数的位被截取掉 3. 当两个数据阶码对⻬后进⾏加运算，得到的结果可能超过53位有效数字，超过的位会被截取掉 相加后因浮点数⼩数位限制截断的⼆进制数字转换为⼗进制时变成0.30000000000000004(15个0)</w:t>
+        <w:t>字，最⼤可存储53位有效数 字，超过此⻓度会被截取掉，造成精度损失 2. 对2个64位双精度格式数据计算时，⾸先进⾏对阶处理(将阶码对⻬，将⼩数点位置对⻬),因此，⼩阶数在对⻬ 时，有效数字会向右移动，超过有效位数的位被截取掉 3. 当两个数据阶码对⻬后进⾏加运算，得到的结果可能超过53位有效数字，超过的位会被截取掉 相加后因浮点数⼩数位限制截断的⼆进制数字转换为⼗进制时变成0.30000000000000004(15个0)</w:t>
       </w:r>
     </w:p>
     <w:p>
@@ -48882,6 +48901,7 @@
         </w:rPr>
       </w:pPr>
       <w:r>
+        <w:lastRenderedPageBreak/>
         <w:t>64位</w:t>
       </w:r>
       <w:r>
@@ -48901,7 +48921,6 @@
         <w:rPr>
           <w:rFonts w:hint="eastAsia"/>
         </w:rPr>
-        <w:lastRenderedPageBreak/>
         <w:t>符号位S：第 1 位是正负数符号位（sign），0代表正数，1代表负数</w:t>
       </w:r>
     </w:p>
@@ -49486,6 +49505,7 @@
         </w:rPr>
       </w:pPr>
       <w:r>
+        <w:lastRenderedPageBreak/>
         <w:t>Undefined（未定义） : 它发</w:t>
       </w:r>
       <w:r>
@@ -50213,7 +50233,6 @@
         </w:rPr>
       </w:pPr>
       <w:r>
-        <w:lastRenderedPageBreak/>
         <w:t>NaN 的特性 NaN是⼀个特殊值，它和⾃身不相等，是唯⼀⼀个⾮⾃反（⾃反，reflexive，即x =\== x不成⽴）的值。⽽ NaN !== NaN 为 true。 使⽤ isNaN() 函数来判断⼀个值是否是 NaN 值。</w:t>
       </w:r>
     </w:p>
@@ -50769,6 +50788,7 @@
         <w:rPr>
           <w:rFonts w:hint="eastAsia"/>
         </w:rPr>
+        <w:lastRenderedPageBreak/>
         <w:t>⾸先我们先看结论，再来分析为什么。</w:t>
       </w:r>
     </w:p>
@@ -50787,7 +50807,6 @@
         <w:rPr>
           <w:rFonts w:hint="eastAsia"/>
         </w:rPr>
-        <w:lastRenderedPageBreak/>
         <w:t>逻辑与操作符是⼀种短路操作符，也就是如果第⼀个操作数结果为</w:t>
       </w:r>
       <w:r>
@@ -51453,6 +51472,7 @@
         <w:rPr>
           <w:rFonts w:hint="eastAsia"/>
         </w:rPr>
+        <w:lastRenderedPageBreak/>
         <w:t>参数是⼀个回调函数，接受三个参数依次为当前的值、当前的位置和原数组</w:t>
       </w:r>
     </w:p>
@@ -51466,7 +51486,6 @@
         <w:rPr>
           <w:rFonts w:hint="eastAsia"/>
         </w:rPr>
-        <w:lastRenderedPageBreak/>
         <w:t>findIndex()</w:t>
       </w:r>
     </w:p>
@@ -52050,6 +52069,7 @@
         <w:rPr>
           <w:rFonts w:hint="eastAsia"/>
         </w:rPr>
+        <w:lastRenderedPageBreak/>
         <w:t>将所有元素进⾏判断，将满⾜条件的元素作为⼀个新的数组返回</w:t>
       </w:r>
     </w:p>
